--- a/egypt/supporting/OutputElasticity_Note_v0.1.docx
+++ b/egypt/supporting/OutputElasticity_Note_v0.1.docx
@@ -1316,19 +1316,34 @@
         </w:numPr>
       </w:pPr>
       <w:r>
-        <w:t xml:space="preserve">Nothing in the kernel or the final documents has been changed. Applying −0.10 for cement would need a kernel rebuild (</w:t>
+        <w:t xml:space="preserve">Decision 2026-10-04: applied in final set v1.6 (full recommended set). The documents carry mirror-based numbers until</w:t>
+      </w:r>
+      <w:r>
+        <w:t xml:space="preserve"> </w:t>
       </w:r>
       <w:r>
         <w:rPr>
           <w:rStyle w:val="VerbatimChar"/>
         </w:rPr>
-        <w:t xml:space="preserve">Manual inputs</w:t>
+        <w:t xml:space="preserve">build_v1_6.py</w:t>
       </w:r>
       <w:r>
         <w:t xml:space="preserve"> </w:t>
       </w:r>
       <w:r>
-        <w:t xml:space="preserve">rows 66–73), new carve-out numbers and updates to all documents.</w:t>
+        <w:t xml:space="preserve">has been run on Windows; see</w:t>
+      </w:r>
+      <w:r>
+        <w:t xml:space="preserve"> </w:t>
+      </w:r>
+      <w:r>
+        <w:rPr>
+          <w:rStyle w:val="VerbatimChar"/>
+        </w:rPr>
+        <w:t xml:space="preserve">TODO.md</w:t>
+      </w:r>
+      <w:r>
+        <w:t xml:space="preserve">, Final steps.</w:t>
       </w:r>
     </w:p>
     <w:bookmarkEnd w:id="14"/>
